--- a/docs/AURIX_MediRun_03_GUI_HMI_설계_Qt_CPP_최종완료본.docx
+++ b/docs/AURIX_MediRun_03_GUI_HMI_설계_Qt_CPP_최종완료본.docx
@@ -3612,6 +3612,28 @@
                 <w:szCs w:val="17"/>
               </w:rPr>
               <w:t xml:space="preserve">FAILED·복구 불가·디스크 경고는 모달 알람으로 표시하고 확인 이력을 남김</w:t>
+            </w:r>
+          </w:p>
+        </w:tc>
+      </w:tr>
+      <w:tr>
+        <w:tc>
+          <w:tcPr>
+            <w:tcW w:type="dxa" w:w="2000"/>
+          </w:tcPr>
+          <w:p>
+            <w:r>
+              <w:t>웨이포인트 표시</w:t>
+            </w:r>
+          </w:p>
+        </w:tc>
+        <w:tc>
+          <w:tcPr>
+            <w:tcW w:type="dxa" w:w="7746"/>
+          </w:tcPr>
+          <w:p>
+            <w:r>
+              <w:t>대시보드 시작 시 call_button(호출 버튼) 등록분과 HOME만 지도에 표시. 파일·DB에서 웨이포인트를 불러오면 그 내용 위에 call_button·HOME을 항상 합쳐서 표시하며, 콜존(BTN_*) 등록·수정 시 call_button에도 즉시 반영됨</w:t>
             </w:r>
           </w:p>
         </w:tc>

--- a/docs/AURIX_MediRun_03_GUI_HMI_설계_Qt_CPP_최종완료본.docx
+++ b/docs/AURIX_MediRun_03_GUI_HMI_설계_Qt_CPP_최종완료본.docx
@@ -3634,6 +3634,94 @@
           <w:p>
             <w:r>
               <w:t>대시보드 시작 시 call_button(호출 버튼) 등록분과 HOME만 지도에 표시. 파일·DB에서 웨이포인트를 불러오면 그 내용 위에 call_button·HOME을 항상 합쳐서 표시하며, 콜존(BTN_*) 등록·수정 시 call_button에도 즉시 반영됨</w:t>
+            </w:r>
+          </w:p>
+        </w:tc>
+      </w:tr>
+      <w:tr>
+        <w:tc>
+          <w:tcPr>
+            <w:tcW w:type="dxa" w:w="2000"/>
+          </w:tcPr>
+          <w:p>
+            <w:r>
+              <w:t xml:space="preserve">웨이포인트 목표 마커</w:t>
+            </w:r>
+          </w:p>
+        </w:tc>
+        <w:tc>
+          <w:tcPr>
+            <w:tcW w:type="dxa" w:w="7746"/>
+          </w:tcPr>
+          <w:p>
+            <w:r>
+              <w:t xml:space="preserve">실제 주행 중인 목표 웨이포인트는 Amber 이중 링과 크로스헤어로 표시하고, 마커에 진행 방향(yaw) 화살표를 함께 표시한다. 경로 주행 중에는 진행 상황에 맞춰 다음 웨이포인트로 마커가 이동한다.</w:t>
+            </w:r>
+          </w:p>
+        </w:tc>
+      </w:tr>
+      <w:tr>
+        <w:tc>
+          <w:tcPr>
+            <w:tcW w:type="dxa" w:w="2000"/>
+          </w:tcPr>
+          <w:p>
+            <w:r>
+              <w:t xml:space="preserve">원격 수동 제어 잠금</w:t>
+            </w:r>
+          </w:p>
+        </w:tc>
+        <w:tc>
+          <w:tcPr>
+            <w:tcW w:type="dxa" w:w="7746"/>
+          </w:tcPr>
+          <w:p>
+            <w:r>
+              <w:t xml:space="preserve">웨이포인트 자동주행 중에는 원격 수동 제어(방향 패드·키보드)를 비활성화하고 안내 문구를 표시한다. 실제 수동 조작 중일 때는 현재 로그인한 계정을 제어권으로 표시한다.</w:t>
+            </w:r>
+          </w:p>
+        </w:tc>
+      </w:tr>
+      <w:tr>
+        <w:tc>
+          <w:tcPr>
+            <w:tcW w:type="dxa" w:w="2000"/>
+          </w:tcPr>
+          <w:p>
+            <w:r>
+              <w:t xml:space="preserve">웨이포인트 주행 버튼 라벨</w:t>
+            </w:r>
+          </w:p>
+        </w:tc>
+        <w:tc>
+          <w:tcPr>
+            <w:tcW w:type="dxa" w:w="7746"/>
+          </w:tcPr>
+          <w:p>
+            <w:r>
+              <w:t xml:space="preserve">사이드바 폭 제약을 고려해 ‘주행 시작’과 같이 축약된 라벨을 사용한다.</w:t>
+            </w:r>
+          </w:p>
+        </w:tc>
+      </w:tr>
+      <w:tr>
+        <w:tc>
+          <w:tcPr>
+            <w:tcW w:type="dxa" w:w="2000"/>
+          </w:tcPr>
+          <w:p>
+            <w:r>
+              <w:t xml:space="preserve">운영현황 요약 배지</w:t>
+            </w:r>
+          </w:p>
+        </w:tc>
+        <w:tc>
+          <w:tcPr>
+            <w:tcW w:type="dxa" w:w="7746"/>
+          </w:tcPr>
+          <w:p>
+            <w:r>
+              <w:t xml:space="preserve">메트릭 카드에는 장식용 배지를 두지 않는다. 오탐 우려가 있는 전체 시스템 상태 배지도 제거하고, 세부 상태는 시스템 헬스 패널에서만 표시한다.</w:t>
             </w:r>
           </w:p>
         </w:tc>

--- a/docs/AURIX_MediRun_03_GUI_HMI_설계_Qt_CPP_최종완료본.docx
+++ b/docs/AURIX_MediRun_03_GUI_HMI_설계_Qt_CPP_최종완료본.docx
@@ -2917,7 +2917,7 @@
                 <w:sz w:val="16"/>
                 <w:szCs w:val="16"/>
               </w:rPr>
-              <w:t xml:space="preserve">초음파 L 0.42m  R 0.55m</w:t>
+              <w:t>초음파 전방 0.42m · 후방 0.55m</w:t>
             </w:r>
           </w:p>
           <w:p>
@@ -3722,6 +3722,50 @@
           <w:p>
             <w:r>
               <w:t xml:space="preserve">메트릭 카드에는 장식용 배지를 두지 않는다. 오탐 우려가 있는 전체 시스템 상태 배지도 제거하고, 세부 상태는 시스템 헬스 패널에서만 표시한다.</w:t>
+            </w:r>
+          </w:p>
+        </w:tc>
+      </w:tr>
+      <w:tr>
+        <w:tc>
+          <w:tcPr>
+            <w:tcW w:type="dxa" w:w="2000"/>
+          </w:tcPr>
+          <w:p>
+            <w:r>
+              <w:t>로봇 마커 상태</w:t>
+            </w:r>
+          </w:p>
+        </w:tc>
+        <w:tc>
+          <w:tcPr>
+            <w:tcW w:type="dxa" w:w="7746"/>
+          </w:tcPr>
+          <w:p>
+            <w:r>
+              <w:t>teleop 수동 조작 중이거나 웨이포인트 자동주행 중이면 마커를 대기(Ready)에서 주행중(Moving)으로 즉시 전환하고, 둘 다 아니면 대기로 되돌린다. 원격제어·실시간관제 모두 같은 규칙을 따른다.</w:t>
+            </w:r>
+          </w:p>
+        </w:tc>
+      </w:tr>
+      <w:tr>
+        <w:tc>
+          <w:tcPr>
+            <w:tcW w:type="dxa" w:w="2000"/>
+          </w:tcPr>
+          <w:p>
+            <w:r>
+              <w:t>초기 위치 미설정 안내</w:t>
+            </w:r>
+          </w:p>
+        </w:tc>
+        <w:tc>
+          <w:tcPr>
+            <w:tcW w:type="dxa" w:w="7746"/>
+          </w:tcPr>
+          <w:p>
+            <w:r>
+              <w:t>AMCL 초기 위치를 아직 받지 못한 동안은 로봇 마커를 지도에 표시하지 않고, 초기 위치를 설정하라는 안내 배너를 보여준다. 위치를 처음 수신하는 순간 마커가 나타나고 배너 문구도 확인 안내로 바뀐다.</w:t>
             </w:r>
           </w:p>
         </w:tc>

--- a/docs/AURIX_MediRun_03_GUI_HMI_설계_Qt_CPP_최종완료본.docx
+++ b/docs/AURIX_MediRun_03_GUI_HMI_설계_Qt_CPP_최종완료본.docx
@@ -3633,7 +3633,51 @@
           </w:tcPr>
           <w:p>
             <w:r>
-              <w:t>대시보드 시작 시 call_button(호출 버튼) 등록분과 HOME만 지도에 표시. 파일·DB에서 웨이포인트를 불러오면 그 내용 위에 call_button·HOME을 항상 합쳐서 표시하며, 콜존(BTN_*) 등록·수정 시 call_button에도 즉시 반영됨</w:t>
+              <w:t>실시간관제·원격제어·웨이포인트관리 세 화면 모두 페이지에 들어갈 때마다 call_button(호출 버튼)·홈·경유점을 DB에서 항상 다시 조회해 표시한다(파일·DB에서 따로 불러오는 절차 없음). 콜존(BTN_*) 등록·수정·삭제, 경유점 등록·수정·삭제, 홈 등록·수정은 저장 즉시 각자의 DB 테이블에 반영된다.</w:t>
+            </w:r>
+          </w:p>
+        </w:tc>
+      </w:tr>
+      <w:tr>
+        <w:tc>
+          <w:tcPr>
+            <w:tcW w:type="dxa" w:w="2000"/>
+          </w:tcPr>
+          <w:p>
+            <w:r>
+              <w:t>콜존 ID 선택</w:t>
+            </w:r>
+          </w:p>
+        </w:tc>
+        <w:tc>
+          <w:tcPr>
+            <w:tcW w:type="dxa" w:w="7746"/>
+          </w:tcPr>
+          <w:p>
+            <w:r>
+              <w:t>콜존 등록 시 실제 하드웨어(ESP32)가 보낸 콜존 ID를 드롭다운에서 선택할 수 있다(자동 채번 대신 실제 감지값 사용, 휴먼 에러 방지).</w:t>
+            </w:r>
+          </w:p>
+        </w:tc>
+      </w:tr>
+      <w:tr>
+        <w:tc>
+          <w:tcPr>
+            <w:tcW w:type="dxa" w:w="2000"/>
+          </w:tcPr>
+          <w:p>
+            <w:r>
+              <w:t>경로가 쓰는 웨이포인트 삭제 제한</w:t>
+            </w:r>
+          </w:p>
+        </w:tc>
+        <w:tc>
+          <w:tcPr>
+            <w:tcW w:type="dxa" w:w="7746"/>
+          </w:tcPr>
+          <w:p>
+            <w:r>
+              <w:t>저장된 경로(trajectory)가 참조 중인 웨이포인트·콜존은 삭제할 수 없다.</w:t>
             </w:r>
           </w:p>
         </w:tc>
